--- a/Week 2 Notes.docx
+++ b/Week 2 Notes.docx
@@ -735,6 +735,480 @@
       </w:pPr>
       <w:r>
         <w:t>Coder</w:t>
+      </w:r>
+    </w:p>
+    <w:p/>
+    <w:p>
+      <w:pPr>
+        <w:pStyle w:val="Heading1"/>
+      </w:pPr>
+      <w:r>
+        <w:t>GAI-2109 Practical Development of Agentic AI</w:t>
+      </w:r>
+    </w:p>
+    <w:p>
+      <w:pPr>
+        <w:pStyle w:val="ListParagraph"/>
+        <w:numPr>
+          <w:ilvl w:val="0"/>
+          <w:numId w:val="1"/>
+        </w:numPr>
+      </w:pPr>
+      <w:r>
+        <w:t>Agentic AI</w:t>
+      </w:r>
+    </w:p>
+    <w:p>
+      <w:r>
+        <w:drawing>
+          <wp:inline distT="0" distB="0" distL="0" distR="0" wp14:anchorId="615C8E89" wp14:editId="3F6C31FA">
+            <wp:extent cx="4524413" cy="1754660"/>
+            <wp:effectExtent l="0" t="0" r="0" b="0"/>
+            <wp:docPr id="2102858021" name="Picture 1"/>
+            <wp:cNvGraphicFramePr>
+              <a:graphicFrameLocks xmlns:a="http://schemas.openxmlformats.org/drawingml/2006/main" noChangeAspect="1"/>
+            </wp:cNvGraphicFramePr>
+            <a:graphic xmlns:a="http://schemas.openxmlformats.org/drawingml/2006/main">
+              <a:graphicData uri="http://schemas.openxmlformats.org/drawingml/2006/picture">
+                <pic:pic xmlns:pic="http://schemas.openxmlformats.org/drawingml/2006/picture">
+                  <pic:nvPicPr>
+                    <pic:cNvPr id="2102858021" name=""/>
+                    <pic:cNvPicPr/>
+                  </pic:nvPicPr>
+                  <pic:blipFill>
+                    <a:blip r:embed="rId5"/>
+                    <a:stretch>
+                      <a:fillRect/>
+                    </a:stretch>
+                  </pic:blipFill>
+                  <pic:spPr>
+                    <a:xfrm>
+                      <a:off x="0" y="0"/>
+                      <a:ext cx="4539749" cy="1760608"/>
+                    </a:xfrm>
+                    <a:prstGeom prst="rect">
+                      <a:avLst/>
+                    </a:prstGeom>
+                  </pic:spPr>
+                </pic:pic>
+              </a:graphicData>
+            </a:graphic>
+          </wp:inline>
+        </w:drawing>
+      </w:r>
+    </w:p>
+    <w:p/>
+    <w:p>
+      <w:r>
+        <w:t>Type control, type safety … don’t want agents going wild and making their own assumptions, want to give them some autonomy but need to keep them under some control/boudaries</w:t>
+      </w:r>
+    </w:p>
+    <w:p/>
+    <w:p>
+      <w:r>
+        <w:t>Type Safe agentic development AI</w:t>
+      </w:r>
+    </w:p>
+    <w:p/>
+    <w:p>
+      <w:r>
+        <w:drawing>
+          <wp:inline distT="0" distB="0" distL="0" distR="0" wp14:anchorId="1B04B15E" wp14:editId="2B43814E">
+            <wp:extent cx="5943600" cy="1054100"/>
+            <wp:effectExtent l="0" t="0" r="0" b="0"/>
+            <wp:docPr id="1399421179" name="Picture 1"/>
+            <wp:cNvGraphicFramePr>
+              <a:graphicFrameLocks xmlns:a="http://schemas.openxmlformats.org/drawingml/2006/main" noChangeAspect="1"/>
+            </wp:cNvGraphicFramePr>
+            <a:graphic xmlns:a="http://schemas.openxmlformats.org/drawingml/2006/main">
+              <a:graphicData uri="http://schemas.openxmlformats.org/drawingml/2006/picture">
+                <pic:pic xmlns:pic="http://schemas.openxmlformats.org/drawingml/2006/picture">
+                  <pic:nvPicPr>
+                    <pic:cNvPr id="1399421179" name=""/>
+                    <pic:cNvPicPr/>
+                  </pic:nvPicPr>
+                  <pic:blipFill>
+                    <a:blip r:embed="rId6"/>
+                    <a:stretch>
+                      <a:fillRect/>
+                    </a:stretch>
+                  </pic:blipFill>
+                  <pic:spPr>
+                    <a:xfrm>
+                      <a:off x="0" y="0"/>
+                      <a:ext cx="5943600" cy="1054100"/>
+                    </a:xfrm>
+                    <a:prstGeom prst="rect">
+                      <a:avLst/>
+                    </a:prstGeom>
+                  </pic:spPr>
+                </pic:pic>
+              </a:graphicData>
+            </a:graphic>
+          </wp:inline>
+        </w:drawing>
+      </w:r>
+    </w:p>
+    <w:p/>
+    <w:p>
+      <w:r>
+        <w:drawing>
+          <wp:inline distT="0" distB="0" distL="0" distR="0" wp14:anchorId="3CE2A723" wp14:editId="2CEC5D7E">
+            <wp:extent cx="5943600" cy="2842895"/>
+            <wp:effectExtent l="0" t="0" r="0" b="1905"/>
+            <wp:docPr id="2024192551" name="Picture 1"/>
+            <wp:cNvGraphicFramePr>
+              <a:graphicFrameLocks xmlns:a="http://schemas.openxmlformats.org/drawingml/2006/main" noChangeAspect="1"/>
+            </wp:cNvGraphicFramePr>
+            <a:graphic xmlns:a="http://schemas.openxmlformats.org/drawingml/2006/main">
+              <a:graphicData uri="http://schemas.openxmlformats.org/drawingml/2006/picture">
+                <pic:pic xmlns:pic="http://schemas.openxmlformats.org/drawingml/2006/picture">
+                  <pic:nvPicPr>
+                    <pic:cNvPr id="2024192551" name=""/>
+                    <pic:cNvPicPr/>
+                  </pic:nvPicPr>
+                  <pic:blipFill>
+                    <a:blip r:embed="rId7"/>
+                    <a:stretch>
+                      <a:fillRect/>
+                    </a:stretch>
+                  </pic:blipFill>
+                  <pic:spPr>
+                    <a:xfrm>
+                      <a:off x="0" y="0"/>
+                      <a:ext cx="5943600" cy="2842895"/>
+                    </a:xfrm>
+                    <a:prstGeom prst="rect">
+                      <a:avLst/>
+                    </a:prstGeom>
+                  </pic:spPr>
+                </pic:pic>
+              </a:graphicData>
+            </a:graphic>
+          </wp:inline>
+        </w:drawing>
+      </w:r>
+    </w:p>
+    <w:p/>
+    <w:p>
+      <w:r>
+        <w:drawing>
+          <wp:inline distT="0" distB="0" distL="0" distR="0" wp14:anchorId="575BB6F9" wp14:editId="44CE426F">
+            <wp:extent cx="5943600" cy="3162935"/>
+            <wp:effectExtent l="0" t="0" r="0" b="0"/>
+            <wp:docPr id="1267055350" name="Picture 1"/>
+            <wp:cNvGraphicFramePr>
+              <a:graphicFrameLocks xmlns:a="http://schemas.openxmlformats.org/drawingml/2006/main" noChangeAspect="1"/>
+            </wp:cNvGraphicFramePr>
+            <a:graphic xmlns:a="http://schemas.openxmlformats.org/drawingml/2006/main">
+              <a:graphicData uri="http://schemas.openxmlformats.org/drawingml/2006/picture">
+                <pic:pic xmlns:pic="http://schemas.openxmlformats.org/drawingml/2006/picture">
+                  <pic:nvPicPr>
+                    <pic:cNvPr id="1267055350" name=""/>
+                    <pic:cNvPicPr/>
+                  </pic:nvPicPr>
+                  <pic:blipFill>
+                    <a:blip r:embed="rId8"/>
+                    <a:stretch>
+                      <a:fillRect/>
+                    </a:stretch>
+                  </pic:blipFill>
+                  <pic:spPr>
+                    <a:xfrm>
+                      <a:off x="0" y="0"/>
+                      <a:ext cx="5943600" cy="3162935"/>
+                    </a:xfrm>
+                    <a:prstGeom prst="rect">
+                      <a:avLst/>
+                    </a:prstGeom>
+                  </pic:spPr>
+                </pic:pic>
+              </a:graphicData>
+            </a:graphic>
+          </wp:inline>
+        </w:drawing>
+      </w:r>
+    </w:p>
+    <w:p/>
+    <w:p/>
+    <w:p>
+      <w:pPr>
+        <w:pStyle w:val="Heading1"/>
+      </w:pPr>
+      <w:r>
+        <w:lastRenderedPageBreak/>
+        <w:t>Day 7</w:t>
+      </w:r>
+    </w:p>
+    <w:p/>
+    <w:p>
+      <w:r>
+        <w:t>Ruberic</w:t>
+      </w:r>
+    </w:p>
+    <w:p>
+      <w:pPr>
+        <w:pStyle w:val="ListParagraph"/>
+        <w:numPr>
+          <w:ilvl w:val="0"/>
+          <w:numId w:val="1"/>
+        </w:numPr>
+      </w:pPr>
+      <w:r>
+        <w:t xml:space="preserve"> progerss on assessment</w:t>
+      </w:r>
+    </w:p>
+    <w:p>
+      <w:pPr>
+        <w:pStyle w:val="ListParagraph"/>
+        <w:numPr>
+          <w:ilvl w:val="0"/>
+          <w:numId w:val="1"/>
+        </w:numPr>
+      </w:pPr>
+      <w:r>
+        <w:t>class participation</w:t>
+      </w:r>
+    </w:p>
+    <w:p>
+      <w:pPr>
+        <w:pStyle w:val="ListParagraph"/>
+        <w:numPr>
+          <w:ilvl w:val="0"/>
+          <w:numId w:val="1"/>
+        </w:numPr>
+      </w:pPr>
+      <w:r>
+        <w:t>capstone</w:t>
+      </w:r>
+    </w:p>
+    <w:p/>
+    <w:p>
+      <w:r>
+        <w:drawing>
+          <wp:inline distT="0" distB="0" distL="0" distR="0" wp14:anchorId="26C8C1A1" wp14:editId="5A83110D">
+            <wp:extent cx="5943600" cy="3177540"/>
+            <wp:effectExtent l="0" t="0" r="0" b="0"/>
+            <wp:docPr id="1731533134" name="Picture 1"/>
+            <wp:cNvGraphicFramePr>
+              <a:graphicFrameLocks xmlns:a="http://schemas.openxmlformats.org/drawingml/2006/main" noChangeAspect="1"/>
+            </wp:cNvGraphicFramePr>
+            <a:graphic xmlns:a="http://schemas.openxmlformats.org/drawingml/2006/main">
+              <a:graphicData uri="http://schemas.openxmlformats.org/drawingml/2006/picture">
+                <pic:pic xmlns:pic="http://schemas.openxmlformats.org/drawingml/2006/picture">
+                  <pic:nvPicPr>
+                    <pic:cNvPr id="1731533134" name=""/>
+                    <pic:cNvPicPr/>
+                  </pic:nvPicPr>
+                  <pic:blipFill>
+                    <a:blip r:embed="rId9"/>
+                    <a:stretch>
+                      <a:fillRect/>
+                    </a:stretch>
+                  </pic:blipFill>
+                  <pic:spPr>
+                    <a:xfrm>
+                      <a:off x="0" y="0"/>
+                      <a:ext cx="5943600" cy="3177540"/>
+                    </a:xfrm>
+                    <a:prstGeom prst="rect">
+                      <a:avLst/>
+                    </a:prstGeom>
+                  </pic:spPr>
+                </pic:pic>
+              </a:graphicData>
+            </a:graphic>
+          </wp:inline>
+        </w:drawing>
+      </w:r>
+    </w:p>
+    <w:p/>
+    <w:p>
+      <w:r>
+        <w:t>Capstone will use</w:t>
+      </w:r>
+    </w:p>
+    <w:p>
+      <w:pPr>
+        <w:pStyle w:val="ListParagraph"/>
+        <w:numPr>
+          <w:ilvl w:val="0"/>
+          <w:numId w:val="1"/>
+        </w:numPr>
+      </w:pPr>
+      <w:r>
+        <w:t xml:space="preserve">Github copilot, </w:t>
+      </w:r>
+    </w:p>
+    <w:p>
+      <w:pPr>
+        <w:pStyle w:val="ListParagraph"/>
+        <w:numPr>
+          <w:ilvl w:val="0"/>
+          <w:numId w:val="1"/>
+        </w:numPr>
+      </w:pPr>
+      <w:r>
+        <w:t>openspec artifacts</w:t>
+      </w:r>
+    </w:p>
+    <w:p>
+      <w:pPr>
+        <w:pStyle w:val="ListParagraph"/>
+        <w:numPr>
+          <w:ilvl w:val="0"/>
+          <w:numId w:val="1"/>
+        </w:numPr>
+      </w:pPr>
+      <w:r>
+        <w:t>pydantic ai</w:t>
+      </w:r>
+    </w:p>
+    <w:p/>
+    <w:p>
+      <w:r>
+        <w:t>Over the next four days we will learn to build an AI Agent</w:t>
+      </w:r>
+    </w:p>
+    <w:p>
+      <w:r>
+        <w:t>Today Lab 1 build first agent</w:t>
+      </w:r>
+    </w:p>
+    <w:p/>
+    <w:p/>
+    <w:p>
+      <w:r>
+        <w:t>Pydantic Overview Con’t</w:t>
+      </w:r>
+    </w:p>
+    <w:p/>
+    <w:p/>
+    <w:p>
+      <w:r>
+        <w:t>.env</w:t>
+      </w:r>
+    </w:p>
+    <w:p/>
+    <w:p/>
+    <w:p>
+      <w:r>
+        <w:drawing>
+          <wp:inline distT="0" distB="0" distL="0" distR="0" wp14:anchorId="6BBB6115" wp14:editId="754C74C4">
+            <wp:extent cx="5943600" cy="3342005"/>
+            <wp:effectExtent l="0" t="0" r="0" b="0"/>
+            <wp:docPr id="112073777" name="Picture 1"/>
+            <wp:cNvGraphicFramePr>
+              <a:graphicFrameLocks xmlns:a="http://schemas.openxmlformats.org/drawingml/2006/main" noChangeAspect="1"/>
+            </wp:cNvGraphicFramePr>
+            <a:graphic xmlns:a="http://schemas.openxmlformats.org/drawingml/2006/main">
+              <a:graphicData uri="http://schemas.openxmlformats.org/drawingml/2006/picture">
+                <pic:pic xmlns:pic="http://schemas.openxmlformats.org/drawingml/2006/picture">
+                  <pic:nvPicPr>
+                    <pic:cNvPr id="112073777" name=""/>
+                    <pic:cNvPicPr/>
+                  </pic:nvPicPr>
+                  <pic:blipFill>
+                    <a:blip r:embed="rId10"/>
+                    <a:stretch>
+                      <a:fillRect/>
+                    </a:stretch>
+                  </pic:blipFill>
+                  <pic:spPr>
+                    <a:xfrm>
+                      <a:off x="0" y="0"/>
+                      <a:ext cx="5943600" cy="3342005"/>
+                    </a:xfrm>
+                    <a:prstGeom prst="rect">
+                      <a:avLst/>
+                    </a:prstGeom>
+                  </pic:spPr>
+                </pic:pic>
+              </a:graphicData>
+            </a:graphic>
+          </wp:inline>
+        </w:drawing>
+      </w:r>
+    </w:p>
+    <w:p/>
+    <w:p/>
+    <w:p>
+      <w:r>
+        <w:lastRenderedPageBreak/>
+        <w:drawing>
+          <wp:inline distT="0" distB="0" distL="0" distR="0" wp14:anchorId="7544526A" wp14:editId="2D04E56C">
+            <wp:extent cx="5943600" cy="3068955"/>
+            <wp:effectExtent l="0" t="0" r="0" b="4445"/>
+            <wp:docPr id="2143159285" name="Picture 1"/>
+            <wp:cNvGraphicFramePr>
+              <a:graphicFrameLocks xmlns:a="http://schemas.openxmlformats.org/drawingml/2006/main" noChangeAspect="1"/>
+            </wp:cNvGraphicFramePr>
+            <a:graphic xmlns:a="http://schemas.openxmlformats.org/drawingml/2006/main">
+              <a:graphicData uri="http://schemas.openxmlformats.org/drawingml/2006/picture">
+                <pic:pic xmlns:pic="http://schemas.openxmlformats.org/drawingml/2006/picture">
+                  <pic:nvPicPr>
+                    <pic:cNvPr id="2143159285" name=""/>
+                    <pic:cNvPicPr/>
+                  </pic:nvPicPr>
+                  <pic:blipFill>
+                    <a:blip r:embed="rId11"/>
+                    <a:stretch>
+                      <a:fillRect/>
+                    </a:stretch>
+                  </pic:blipFill>
+                  <pic:spPr>
+                    <a:xfrm>
+                      <a:off x="0" y="0"/>
+                      <a:ext cx="5943600" cy="3068955"/>
+                    </a:xfrm>
+                    <a:prstGeom prst="rect">
+                      <a:avLst/>
+                    </a:prstGeom>
+                  </pic:spPr>
+                </pic:pic>
+              </a:graphicData>
+            </a:graphic>
+          </wp:inline>
+        </w:drawing>
+      </w:r>
+    </w:p>
+    <w:p>
+      <w:r>
+        <w:drawing>
+          <wp:inline distT="0" distB="0" distL="0" distR="0" wp14:anchorId="62DB62AF" wp14:editId="70F85565">
+            <wp:extent cx="5943600" cy="2384425"/>
+            <wp:effectExtent l="0" t="0" r="0" b="3175"/>
+            <wp:docPr id="737652724" name="Picture 1"/>
+            <wp:cNvGraphicFramePr>
+              <a:graphicFrameLocks xmlns:a="http://schemas.openxmlformats.org/drawingml/2006/main" noChangeAspect="1"/>
+            </wp:cNvGraphicFramePr>
+            <a:graphic xmlns:a="http://schemas.openxmlformats.org/drawingml/2006/main">
+              <a:graphicData uri="http://schemas.openxmlformats.org/drawingml/2006/picture">
+                <pic:pic xmlns:pic="http://schemas.openxmlformats.org/drawingml/2006/picture">
+                  <pic:nvPicPr>
+                    <pic:cNvPr id="737652724" name=""/>
+                    <pic:cNvPicPr/>
+                  </pic:nvPicPr>
+                  <pic:blipFill>
+                    <a:blip r:embed="rId12"/>
+                    <a:stretch>
+                      <a:fillRect/>
+                    </a:stretch>
+                  </pic:blipFill>
+                  <pic:spPr>
+                    <a:xfrm>
+                      <a:off x="0" y="0"/>
+                      <a:ext cx="5943600" cy="2384425"/>
+                    </a:xfrm>
+                    <a:prstGeom prst="rect">
+                      <a:avLst/>
+                    </a:prstGeom>
+                  </pic:spPr>
+                </pic:pic>
+              </a:graphicData>
+            </a:graphic>
+          </wp:inline>
+        </w:drawing>
       </w:r>
     </w:p>
     <w:sectPr>

--- a/Week 2 Notes.docx
+++ b/Week 2 Notes.docx
@@ -1211,6 +1211,271 @@
         </w:drawing>
       </w:r>
     </w:p>
+    <w:p/>
+    <w:p/>
+    <w:p>
+      <w:pPr>
+        <w:pStyle w:val="Heading1"/>
+      </w:pPr>
+      <w:r>
+        <w:t>Tokens …</w:t>
+      </w:r>
+    </w:p>
+    <w:p/>
+    <w:p>
+      <w:r>
+        <w:lastRenderedPageBreak/>
+        <w:drawing>
+          <wp:inline distT="0" distB="0" distL="0" distR="0" wp14:anchorId="0ED8C35F" wp14:editId="6204244F">
+            <wp:extent cx="5943600" cy="2386965"/>
+            <wp:effectExtent l="0" t="0" r="0" b="635"/>
+            <wp:docPr id="622812511" name="Picture 1"/>
+            <wp:cNvGraphicFramePr>
+              <a:graphicFrameLocks xmlns:a="http://schemas.openxmlformats.org/drawingml/2006/main" noChangeAspect="1"/>
+            </wp:cNvGraphicFramePr>
+            <a:graphic xmlns:a="http://schemas.openxmlformats.org/drawingml/2006/main">
+              <a:graphicData uri="http://schemas.openxmlformats.org/drawingml/2006/picture">
+                <pic:pic xmlns:pic="http://schemas.openxmlformats.org/drawingml/2006/picture">
+                  <pic:nvPicPr>
+                    <pic:cNvPr id="622812511" name=""/>
+                    <pic:cNvPicPr/>
+                  </pic:nvPicPr>
+                  <pic:blipFill>
+                    <a:blip r:embed="rId13"/>
+                    <a:stretch>
+                      <a:fillRect/>
+                    </a:stretch>
+                  </pic:blipFill>
+                  <pic:spPr>
+                    <a:xfrm>
+                      <a:off x="0" y="0"/>
+                      <a:ext cx="5943600" cy="2386965"/>
+                    </a:xfrm>
+                    <a:prstGeom prst="rect">
+                      <a:avLst/>
+                    </a:prstGeom>
+                  </pic:spPr>
+                </pic:pic>
+              </a:graphicData>
+            </a:graphic>
+          </wp:inline>
+        </w:drawing>
+      </w:r>
+    </w:p>
+    <w:p/>
+    <w:p>
+      <w:r>
+        <w:drawing>
+          <wp:inline distT="0" distB="0" distL="0" distR="0" wp14:anchorId="0683C29D" wp14:editId="4A84F4FF">
+            <wp:extent cx="5943600" cy="2796540"/>
+            <wp:effectExtent l="0" t="0" r="0" b="0"/>
+            <wp:docPr id="320006815" name="Picture 1"/>
+            <wp:cNvGraphicFramePr>
+              <a:graphicFrameLocks xmlns:a="http://schemas.openxmlformats.org/drawingml/2006/main" noChangeAspect="1"/>
+            </wp:cNvGraphicFramePr>
+            <a:graphic xmlns:a="http://schemas.openxmlformats.org/drawingml/2006/main">
+              <a:graphicData uri="http://schemas.openxmlformats.org/drawingml/2006/picture">
+                <pic:pic xmlns:pic="http://schemas.openxmlformats.org/drawingml/2006/picture">
+                  <pic:nvPicPr>
+                    <pic:cNvPr id="320006815" name=""/>
+                    <pic:cNvPicPr/>
+                  </pic:nvPicPr>
+                  <pic:blipFill>
+                    <a:blip r:embed="rId14"/>
+                    <a:stretch>
+                      <a:fillRect/>
+                    </a:stretch>
+                  </pic:blipFill>
+                  <pic:spPr>
+                    <a:xfrm>
+                      <a:off x="0" y="0"/>
+                      <a:ext cx="5943600" cy="2796540"/>
+                    </a:xfrm>
+                    <a:prstGeom prst="rect">
+                      <a:avLst/>
+                    </a:prstGeom>
+                  </pic:spPr>
+                </pic:pic>
+              </a:graphicData>
+            </a:graphic>
+          </wp:inline>
+        </w:drawing>
+      </w:r>
+    </w:p>
+    <w:p/>
+    <w:p/>
+    <w:p>
+      <w:r>
+        <w:lastRenderedPageBreak/>
+        <w:drawing>
+          <wp:inline distT="0" distB="0" distL="0" distR="0" wp14:anchorId="34151FD3" wp14:editId="7349FE5F">
+            <wp:extent cx="5943600" cy="2747010"/>
+            <wp:effectExtent l="0" t="0" r="0" b="0"/>
+            <wp:docPr id="509164635" name="Picture 1"/>
+            <wp:cNvGraphicFramePr>
+              <a:graphicFrameLocks xmlns:a="http://schemas.openxmlformats.org/drawingml/2006/main" noChangeAspect="1"/>
+            </wp:cNvGraphicFramePr>
+            <a:graphic xmlns:a="http://schemas.openxmlformats.org/drawingml/2006/main">
+              <a:graphicData uri="http://schemas.openxmlformats.org/drawingml/2006/picture">
+                <pic:pic xmlns:pic="http://schemas.openxmlformats.org/drawingml/2006/picture">
+                  <pic:nvPicPr>
+                    <pic:cNvPr id="509164635" name=""/>
+                    <pic:cNvPicPr/>
+                  </pic:nvPicPr>
+                  <pic:blipFill>
+                    <a:blip r:embed="rId15"/>
+                    <a:stretch>
+                      <a:fillRect/>
+                    </a:stretch>
+                  </pic:blipFill>
+                  <pic:spPr>
+                    <a:xfrm>
+                      <a:off x="0" y="0"/>
+                      <a:ext cx="5943600" cy="2747010"/>
+                    </a:xfrm>
+                    <a:prstGeom prst="rect">
+                      <a:avLst/>
+                    </a:prstGeom>
+                  </pic:spPr>
+                </pic:pic>
+              </a:graphicData>
+            </a:graphic>
+          </wp:inline>
+        </w:drawing>
+      </w:r>
+    </w:p>
+    <w:p/>
+    <w:p>
+      <w:r>
+        <w:drawing>
+          <wp:inline distT="0" distB="0" distL="0" distR="0" wp14:anchorId="38D8DA99" wp14:editId="2D43E93D">
+            <wp:extent cx="5943600" cy="2043430"/>
+            <wp:effectExtent l="0" t="0" r="0" b="1270"/>
+            <wp:docPr id="607231539" name="Picture 1"/>
+            <wp:cNvGraphicFramePr>
+              <a:graphicFrameLocks xmlns:a="http://schemas.openxmlformats.org/drawingml/2006/main" noChangeAspect="1"/>
+            </wp:cNvGraphicFramePr>
+            <a:graphic xmlns:a="http://schemas.openxmlformats.org/drawingml/2006/main">
+              <a:graphicData uri="http://schemas.openxmlformats.org/drawingml/2006/picture">
+                <pic:pic xmlns:pic="http://schemas.openxmlformats.org/drawingml/2006/picture">
+                  <pic:nvPicPr>
+                    <pic:cNvPr id="607231539" name=""/>
+                    <pic:cNvPicPr/>
+                  </pic:nvPicPr>
+                  <pic:blipFill>
+                    <a:blip r:embed="rId16"/>
+                    <a:stretch>
+                      <a:fillRect/>
+                    </a:stretch>
+                  </pic:blipFill>
+                  <pic:spPr>
+                    <a:xfrm>
+                      <a:off x="0" y="0"/>
+                      <a:ext cx="5943600" cy="2043430"/>
+                    </a:xfrm>
+                    <a:prstGeom prst="rect">
+                      <a:avLst/>
+                    </a:prstGeom>
+                  </pic:spPr>
+                </pic:pic>
+              </a:graphicData>
+            </a:graphic>
+          </wp:inline>
+        </w:drawing>
+      </w:r>
+    </w:p>
+    <w:p/>
+    <w:p>
+      <w:r>
+        <w:drawing>
+          <wp:inline distT="0" distB="0" distL="0" distR="0" wp14:anchorId="0A53CE11" wp14:editId="3A0CDC45">
+            <wp:extent cx="5943600" cy="2252345"/>
+            <wp:effectExtent l="0" t="0" r="0" b="0"/>
+            <wp:docPr id="1805577502" name="Picture 1"/>
+            <wp:cNvGraphicFramePr>
+              <a:graphicFrameLocks xmlns:a="http://schemas.openxmlformats.org/drawingml/2006/main" noChangeAspect="1"/>
+            </wp:cNvGraphicFramePr>
+            <a:graphic xmlns:a="http://schemas.openxmlformats.org/drawingml/2006/main">
+              <a:graphicData uri="http://schemas.openxmlformats.org/drawingml/2006/picture">
+                <pic:pic xmlns:pic="http://schemas.openxmlformats.org/drawingml/2006/picture">
+                  <pic:nvPicPr>
+                    <pic:cNvPr id="1805577502" name=""/>
+                    <pic:cNvPicPr/>
+                  </pic:nvPicPr>
+                  <pic:blipFill>
+                    <a:blip r:embed="rId17"/>
+                    <a:stretch>
+                      <a:fillRect/>
+                    </a:stretch>
+                  </pic:blipFill>
+                  <pic:spPr>
+                    <a:xfrm>
+                      <a:off x="0" y="0"/>
+                      <a:ext cx="5943600" cy="2252345"/>
+                    </a:xfrm>
+                    <a:prstGeom prst="rect">
+                      <a:avLst/>
+                    </a:prstGeom>
+                  </pic:spPr>
+                </pic:pic>
+              </a:graphicData>
+            </a:graphic>
+          </wp:inline>
+        </w:drawing>
+      </w:r>
+    </w:p>
+    <w:p/>
+    <w:p/>
+    <w:p>
+      <w:pPr>
+        <w:pStyle w:val="Heading1"/>
+      </w:pPr>
+      <w:r>
+        <w:t>Day 8</w:t>
+      </w:r>
+    </w:p>
+    <w:p/>
+    <w:p>
+      <w:r>
+        <w:drawing>
+          <wp:inline distT="0" distB="0" distL="0" distR="0" wp14:anchorId="4CDDDBD2" wp14:editId="265DC815">
+            <wp:extent cx="5943600" cy="1894840"/>
+            <wp:effectExtent l="0" t="0" r="0" b="0"/>
+            <wp:docPr id="1346422291" name="Picture 1"/>
+            <wp:cNvGraphicFramePr>
+              <a:graphicFrameLocks xmlns:a="http://schemas.openxmlformats.org/drawingml/2006/main" noChangeAspect="1"/>
+            </wp:cNvGraphicFramePr>
+            <a:graphic xmlns:a="http://schemas.openxmlformats.org/drawingml/2006/main">
+              <a:graphicData uri="http://schemas.openxmlformats.org/drawingml/2006/picture">
+                <pic:pic xmlns:pic="http://schemas.openxmlformats.org/drawingml/2006/picture">
+                  <pic:nvPicPr>
+                    <pic:cNvPr id="1346422291" name=""/>
+                    <pic:cNvPicPr/>
+                  </pic:nvPicPr>
+                  <pic:blipFill>
+                    <a:blip r:embed="rId18"/>
+                    <a:stretch>
+                      <a:fillRect/>
+                    </a:stretch>
+                  </pic:blipFill>
+                  <pic:spPr>
+                    <a:xfrm>
+                      <a:off x="0" y="0"/>
+                      <a:ext cx="5943600" cy="1894840"/>
+                    </a:xfrm>
+                    <a:prstGeom prst="rect">
+                      <a:avLst/>
+                    </a:prstGeom>
+                  </pic:spPr>
+                </pic:pic>
+              </a:graphicData>
+            </a:graphic>
+          </wp:inline>
+        </w:drawing>
+      </w:r>
+    </w:p>
+    <w:p/>
+    <w:p/>
     <w:sectPr>
       <w:pgSz w:w="12240" w:h="15840"/>
       <w:pgMar w:top="1440" w:right="1440" w:bottom="1440" w:left="1440" w:header="720" w:footer="720" w:gutter="0"/>

--- a/Week 2 Notes.docx
+++ b/Week 2 Notes.docx
@@ -1476,6 +1476,392 @@
     </w:p>
     <w:p/>
     <w:p/>
+    <w:p>
+      <w:r>
+        <w:drawing>
+          <wp:inline distT="0" distB="0" distL="0" distR="0" wp14:anchorId="1BD2ACF2" wp14:editId="54FF94EC">
+            <wp:extent cx="5943600" cy="3483610"/>
+            <wp:effectExtent l="0" t="0" r="0" b="0"/>
+            <wp:docPr id="316561099" name="Picture 1"/>
+            <wp:cNvGraphicFramePr>
+              <a:graphicFrameLocks xmlns:a="http://schemas.openxmlformats.org/drawingml/2006/main" noChangeAspect="1"/>
+            </wp:cNvGraphicFramePr>
+            <a:graphic xmlns:a="http://schemas.openxmlformats.org/drawingml/2006/main">
+              <a:graphicData uri="http://schemas.openxmlformats.org/drawingml/2006/picture">
+                <pic:pic xmlns:pic="http://schemas.openxmlformats.org/drawingml/2006/picture">
+                  <pic:nvPicPr>
+                    <pic:cNvPr id="316561099" name=""/>
+                    <pic:cNvPicPr/>
+                  </pic:nvPicPr>
+                  <pic:blipFill>
+                    <a:blip r:embed="rId19"/>
+                    <a:stretch>
+                      <a:fillRect/>
+                    </a:stretch>
+                  </pic:blipFill>
+                  <pic:spPr>
+                    <a:xfrm>
+                      <a:off x="0" y="0"/>
+                      <a:ext cx="5943600" cy="3483610"/>
+                    </a:xfrm>
+                    <a:prstGeom prst="rect">
+                      <a:avLst/>
+                    </a:prstGeom>
+                  </pic:spPr>
+                </pic:pic>
+              </a:graphicData>
+            </a:graphic>
+          </wp:inline>
+        </w:drawing>
+      </w:r>
+    </w:p>
+    <w:p/>
+    <w:p/>
+    <w:p>
+      <w:r>
+        <w:t>Video’s on demand</w:t>
+      </w:r>
+    </w:p>
+    <w:p/>
+    <w:p/>
+    <w:p>
+      <w:r>
+        <w:drawing>
+          <wp:inline distT="0" distB="0" distL="0" distR="0" wp14:anchorId="16D618B1" wp14:editId="03E1B432">
+            <wp:extent cx="5943600" cy="3207385"/>
+            <wp:effectExtent l="0" t="0" r="0" b="5715"/>
+            <wp:docPr id="1585407978" name="Picture 1"/>
+            <wp:cNvGraphicFramePr>
+              <a:graphicFrameLocks xmlns:a="http://schemas.openxmlformats.org/drawingml/2006/main" noChangeAspect="1"/>
+            </wp:cNvGraphicFramePr>
+            <a:graphic xmlns:a="http://schemas.openxmlformats.org/drawingml/2006/main">
+              <a:graphicData uri="http://schemas.openxmlformats.org/drawingml/2006/picture">
+                <pic:pic xmlns:pic="http://schemas.openxmlformats.org/drawingml/2006/picture">
+                  <pic:nvPicPr>
+                    <pic:cNvPr id="1585407978" name=""/>
+                    <pic:cNvPicPr/>
+                  </pic:nvPicPr>
+                  <pic:blipFill>
+                    <a:blip r:embed="rId20"/>
+                    <a:stretch>
+                      <a:fillRect/>
+                    </a:stretch>
+                  </pic:blipFill>
+                  <pic:spPr>
+                    <a:xfrm>
+                      <a:off x="0" y="0"/>
+                      <a:ext cx="5943600" cy="3207385"/>
+                    </a:xfrm>
+                    <a:prstGeom prst="rect">
+                      <a:avLst/>
+                    </a:prstGeom>
+                  </pic:spPr>
+                </pic:pic>
+              </a:graphicData>
+            </a:graphic>
+          </wp:inline>
+        </w:drawing>
+      </w:r>
+    </w:p>
+    <w:p/>
+    <w:p/>
+    <w:p>
+      <w:r>
+        <w:drawing>
+          <wp:inline distT="0" distB="0" distL="0" distR="0" wp14:anchorId="493A13E6" wp14:editId="1BFD1828">
+            <wp:extent cx="5943600" cy="2865755"/>
+            <wp:effectExtent l="0" t="0" r="0" b="4445"/>
+            <wp:docPr id="1147343204" name="Picture 1"/>
+            <wp:cNvGraphicFramePr>
+              <a:graphicFrameLocks xmlns:a="http://schemas.openxmlformats.org/drawingml/2006/main" noChangeAspect="1"/>
+            </wp:cNvGraphicFramePr>
+            <a:graphic xmlns:a="http://schemas.openxmlformats.org/drawingml/2006/main">
+              <a:graphicData uri="http://schemas.openxmlformats.org/drawingml/2006/picture">
+                <pic:pic xmlns:pic="http://schemas.openxmlformats.org/drawingml/2006/picture">
+                  <pic:nvPicPr>
+                    <pic:cNvPr id="1147343204" name=""/>
+                    <pic:cNvPicPr/>
+                  </pic:nvPicPr>
+                  <pic:blipFill>
+                    <a:blip r:embed="rId21"/>
+                    <a:stretch>
+                      <a:fillRect/>
+                    </a:stretch>
+                  </pic:blipFill>
+                  <pic:spPr>
+                    <a:xfrm>
+                      <a:off x="0" y="0"/>
+                      <a:ext cx="5943600" cy="2865755"/>
+                    </a:xfrm>
+                    <a:prstGeom prst="rect">
+                      <a:avLst/>
+                    </a:prstGeom>
+                  </pic:spPr>
+                </pic:pic>
+              </a:graphicData>
+            </a:graphic>
+          </wp:inline>
+        </w:drawing>
+      </w:r>
+    </w:p>
+    <w:p/>
+    <w:p/>
+    <w:p>
+      <w:r>
+        <w:t>Labs … set Delta=True</w:t>
+      </w:r>
+    </w:p>
+    <w:p>
+      <w:r>
+        <w:drawing>
+          <wp:inline distT="0" distB="0" distL="0" distR="0" wp14:anchorId="38DF2835" wp14:editId="60963A3B">
+            <wp:extent cx="5943600" cy="2508250"/>
+            <wp:effectExtent l="0" t="0" r="0" b="6350"/>
+            <wp:docPr id="1334497404" name="Picture 1"/>
+            <wp:cNvGraphicFramePr>
+              <a:graphicFrameLocks xmlns:a="http://schemas.openxmlformats.org/drawingml/2006/main" noChangeAspect="1"/>
+            </wp:cNvGraphicFramePr>
+            <a:graphic xmlns:a="http://schemas.openxmlformats.org/drawingml/2006/main">
+              <a:graphicData uri="http://schemas.openxmlformats.org/drawingml/2006/picture">
+                <pic:pic xmlns:pic="http://schemas.openxmlformats.org/drawingml/2006/picture">
+                  <pic:nvPicPr>
+                    <pic:cNvPr id="1334497404" name=""/>
+                    <pic:cNvPicPr/>
+                  </pic:nvPicPr>
+                  <pic:blipFill>
+                    <a:blip r:embed="rId22"/>
+                    <a:stretch>
+                      <a:fillRect/>
+                    </a:stretch>
+                  </pic:blipFill>
+                  <pic:spPr>
+                    <a:xfrm>
+                      <a:off x="0" y="0"/>
+                      <a:ext cx="5943600" cy="2508250"/>
+                    </a:xfrm>
+                    <a:prstGeom prst="rect">
+                      <a:avLst/>
+                    </a:prstGeom>
+                  </pic:spPr>
+                </pic:pic>
+              </a:graphicData>
+            </a:graphic>
+          </wp:inline>
+        </w:drawing>
+      </w:r>
+    </w:p>
+    <w:p/>
+    <w:p>
+      <w:r>
+        <w:drawing>
+          <wp:inline distT="0" distB="0" distL="0" distR="0" wp14:anchorId="498C5ED0" wp14:editId="6166FAAE">
+            <wp:extent cx="5943600" cy="3528695"/>
+            <wp:effectExtent l="0" t="0" r="0" b="1905"/>
+            <wp:docPr id="2105961808" name="Picture 1"/>
+            <wp:cNvGraphicFramePr>
+              <a:graphicFrameLocks xmlns:a="http://schemas.openxmlformats.org/drawingml/2006/main" noChangeAspect="1"/>
+            </wp:cNvGraphicFramePr>
+            <a:graphic xmlns:a="http://schemas.openxmlformats.org/drawingml/2006/main">
+              <a:graphicData uri="http://schemas.openxmlformats.org/drawingml/2006/picture">
+                <pic:pic xmlns:pic="http://schemas.openxmlformats.org/drawingml/2006/picture">
+                  <pic:nvPicPr>
+                    <pic:cNvPr id="2105961808" name=""/>
+                    <pic:cNvPicPr/>
+                  </pic:nvPicPr>
+                  <pic:blipFill>
+                    <a:blip r:embed="rId23"/>
+                    <a:stretch>
+                      <a:fillRect/>
+                    </a:stretch>
+                  </pic:blipFill>
+                  <pic:spPr>
+                    <a:xfrm>
+                      <a:off x="0" y="0"/>
+                      <a:ext cx="5943600" cy="3528695"/>
+                    </a:xfrm>
+                    <a:prstGeom prst="rect">
+                      <a:avLst/>
+                    </a:prstGeom>
+                  </pic:spPr>
+                </pic:pic>
+              </a:graphicData>
+            </a:graphic>
+          </wp:inline>
+        </w:drawing>
+      </w:r>
+    </w:p>
+    <w:p/>
+    <w:p/>
+    <w:p>
+      <w:r>
+        <w:lastRenderedPageBreak/>
+        <w:drawing>
+          <wp:inline distT="0" distB="0" distL="0" distR="0" wp14:anchorId="55E161AC" wp14:editId="744A75A6">
+            <wp:extent cx="5943600" cy="3488690"/>
+            <wp:effectExtent l="0" t="0" r="0" b="3810"/>
+            <wp:docPr id="1123311994" name="Picture 1"/>
+            <wp:cNvGraphicFramePr>
+              <a:graphicFrameLocks xmlns:a="http://schemas.openxmlformats.org/drawingml/2006/main" noChangeAspect="1"/>
+            </wp:cNvGraphicFramePr>
+            <a:graphic xmlns:a="http://schemas.openxmlformats.org/drawingml/2006/main">
+              <a:graphicData uri="http://schemas.openxmlformats.org/drawingml/2006/picture">
+                <pic:pic xmlns:pic="http://schemas.openxmlformats.org/drawingml/2006/picture">
+                  <pic:nvPicPr>
+                    <pic:cNvPr id="1123311994" name=""/>
+                    <pic:cNvPicPr/>
+                  </pic:nvPicPr>
+                  <pic:blipFill>
+                    <a:blip r:embed="rId24"/>
+                    <a:stretch>
+                      <a:fillRect/>
+                    </a:stretch>
+                  </pic:blipFill>
+                  <pic:spPr>
+                    <a:xfrm>
+                      <a:off x="0" y="0"/>
+                      <a:ext cx="5943600" cy="3488690"/>
+                    </a:xfrm>
+                    <a:prstGeom prst="rect">
+                      <a:avLst/>
+                    </a:prstGeom>
+                  </pic:spPr>
+                </pic:pic>
+              </a:graphicData>
+            </a:graphic>
+          </wp:inline>
+        </w:drawing>
+      </w:r>
+    </w:p>
+    <w:p/>
+    <w:p>
+      <w:pPr>
+        <w:pStyle w:val="Heading1"/>
+      </w:pPr>
+      <w:r>
+        <w:t>Team Mango</w:t>
+      </w:r>
+    </w:p>
+    <w:p/>
+    <w:p>
+      <w:r>
+        <w:t>Rahul</w:t>
+      </w:r>
+    </w:p>
+    <w:p>
+      <w:pPr>
+        <w:pStyle w:val="ListParagraph"/>
+        <w:numPr>
+          <w:ilvl w:val="0"/>
+          <w:numId w:val="1"/>
+        </w:numPr>
+      </w:pPr>
+      <w:r>
+        <w:t xml:space="preserve"> Data Engineering, Python SQL, PySPark … Network 2.0 … Data and AI … re-orged Supply Chain optimization</w:t>
+      </w:r>
+    </w:p>
+    <w:p>
+      <w:r>
+        <w:t xml:space="preserve">Mario </w:t>
+      </w:r>
+    </w:p>
+    <w:p>
+      <w:r>
+        <w:t>full stack</w:t>
+      </w:r>
+    </w:p>
+    <w:p/>
+    <w:p/>
+    <w:p>
+      <w:r>
+        <w:t>Capstone 3 Characteristics</w:t>
+      </w:r>
+    </w:p>
+    <w:p>
+      <w:pPr>
+        <w:pStyle w:val="ListParagraph"/>
+        <w:numPr>
+          <w:ilvl w:val="0"/>
+          <w:numId w:val="1"/>
+        </w:numPr>
+      </w:pPr>
+      <w:r>
+        <w:t>Impressive</w:t>
+      </w:r>
+    </w:p>
+    <w:p>
+      <w:pPr>
+        <w:pStyle w:val="ListParagraph"/>
+        <w:numPr>
+          <w:ilvl w:val="0"/>
+          <w:numId w:val="1"/>
+        </w:numPr>
+      </w:pPr>
+      <w:r>
+        <w:t>Existing Systems</w:t>
+      </w:r>
+    </w:p>
+    <w:p>
+      <w:pPr>
+        <w:pStyle w:val="ListParagraph"/>
+        <w:numPr>
+          <w:ilvl w:val="0"/>
+          <w:numId w:val="1"/>
+        </w:numPr>
+      </w:pPr>
+      <w:r>
+        <w:t>Value Impact</w:t>
+      </w:r>
+    </w:p>
+    <w:p/>
+    <w:p>
+      <w:pPr>
+        <w:pStyle w:val="Heading1"/>
+      </w:pPr>
+      <w:r>
+        <w:lastRenderedPageBreak/>
+        <w:t>Day 10</w:t>
+      </w:r>
+    </w:p>
+    <w:p/>
+    <w:p>
+      <w:r>
+        <w:drawing>
+          <wp:inline distT="0" distB="0" distL="0" distR="0" wp14:anchorId="792EE3F2" wp14:editId="17F6F7D2">
+            <wp:extent cx="5943600" cy="3836670"/>
+            <wp:effectExtent l="0" t="0" r="0" b="0"/>
+            <wp:docPr id="1807288570" name="Picture 1"/>
+            <wp:cNvGraphicFramePr>
+              <a:graphicFrameLocks xmlns:a="http://schemas.openxmlformats.org/drawingml/2006/main" noChangeAspect="1"/>
+            </wp:cNvGraphicFramePr>
+            <a:graphic xmlns:a="http://schemas.openxmlformats.org/drawingml/2006/main">
+              <a:graphicData uri="http://schemas.openxmlformats.org/drawingml/2006/picture">
+                <pic:pic xmlns:pic="http://schemas.openxmlformats.org/drawingml/2006/picture">
+                  <pic:nvPicPr>
+                    <pic:cNvPr id="1807288570" name=""/>
+                    <pic:cNvPicPr/>
+                  </pic:nvPicPr>
+                  <pic:blipFill>
+                    <a:blip r:embed="rId25"/>
+                    <a:stretch>
+                      <a:fillRect/>
+                    </a:stretch>
+                  </pic:blipFill>
+                  <pic:spPr>
+                    <a:xfrm>
+                      <a:off x="0" y="0"/>
+                      <a:ext cx="5943600" cy="3836670"/>
+                    </a:xfrm>
+                    <a:prstGeom prst="rect">
+                      <a:avLst/>
+                    </a:prstGeom>
+                  </pic:spPr>
+                </pic:pic>
+              </a:graphicData>
+            </a:graphic>
+          </wp:inline>
+        </w:drawing>
+      </w:r>
+    </w:p>
     <w:sectPr>
       <w:pgSz w:w="12240" w:h="15840"/>
       <w:pgMar w:top="1440" w:right="1440" w:bottom="1440" w:left="1440" w:header="720" w:footer="720" w:gutter="0"/>
@@ -2035,7 +2421,6 @@
     <w:next w:val="Normal"/>
     <w:link w:val="Heading2Char"/>
     <w:uiPriority w:val="9"/>
-    <w:semiHidden/>
     <w:unhideWhenUsed/>
     <w:qFormat/>
     <w:rsid w:val="00C34206"/>
@@ -2252,7 +2637,6 @@
     <w:basedOn w:val="DefaultParagraphFont"/>
     <w:link w:val="Heading2"/>
     <w:uiPriority w:val="9"/>
-    <w:semiHidden/>
     <w:rsid w:val="00C34206"/>
     <w:rPr>
       <w:rFonts w:asciiTheme="majorHAnsi" w:eastAsiaTheme="majorEastAsia" w:hAnsiTheme="majorHAnsi" w:cstheme="majorBidi"/>
